--- a/04-agent/docs/mattpocock-skills-分析.docx
+++ b/04-agent/docs/mattpocock-skills-分析.docx
@@ -12,7 +12,7 @@
           <w:rFonts w:ascii="Times New Roman" w:hAnsi="Times New Roman" w:eastAsia="微软雅黑"/>
           <w:b/>
           <w:i w:val="0"/>
-          <w:color w:val="1F3964"/>
+          <w:color w:val="4E7EBA"/>
           <w:sz w:val="40"/>
         </w:rPr>
         <w:t>Matt Pocock Skills — 功能总结</w:t>
@@ -80,7 +80,7 @@
           <w:rFonts w:ascii="Times New Roman" w:hAnsi="Times New Roman" w:eastAsia="微软雅黑"/>
           <w:b/>
           <w:i w:val="0"/>
-          <w:color w:val="1F3964"/>
+          <w:color w:val="4E7EBA"/>
           <w:sz w:val="32"/>
         </w:rPr>
         <w:t>核心理念</w:t>
@@ -119,7 +119,7 @@
           <w:rFonts w:ascii="Times New Roman" w:hAnsi="Times New Roman" w:eastAsia="微软雅黑"/>
           <w:b/>
           <w:i w:val="0"/>
-          <w:color w:val="1F3964"/>
+          <w:color w:val="4E7EBA"/>
           <w:sz w:val="32"/>
         </w:rPr>
         <w:t>四类 Skill（对应 AI 编程的 4 大失败模式）</w:t>
@@ -135,7 +135,7 @@
           <w:rFonts w:ascii="Times New Roman" w:hAnsi="Times New Roman" w:eastAsia="微软雅黑"/>
           <w:b/>
           <w:i w:val="0"/>
-          <w:color w:val="1F3964"/>
+          <w:color w:val="4E7EBA"/>
           <w:sz w:val="27"/>
         </w:rPr>
         <w:t>1. 需求对齐类（Agent 没做你想要的）</w:t>
@@ -333,7 +333,7 @@
           <w:rFonts w:ascii="Times New Roman" w:hAnsi="Times New Roman" w:eastAsia="微软雅黑"/>
           <w:b/>
           <w:i w:val="0"/>
-          <w:color w:val="1F3964"/>
+          <w:color w:val="4E7EBA"/>
           <w:sz w:val="27"/>
         </w:rPr>
         <w:t>2. 规划生成类（把思考变成可执行任务）</w:t>
@@ -572,7 +572,7 @@
           <w:rFonts w:ascii="Times New Roman" w:hAnsi="Times New Roman" w:eastAsia="微软雅黑"/>
           <w:b/>
           <w:i w:val="0"/>
-          <w:color w:val="1F3964"/>
+          <w:color w:val="4E7EBA"/>
           <w:sz w:val="27"/>
         </w:rPr>
         <w:t>3. 质量保证类（代码不工作）</w:t>
@@ -811,7 +811,7 @@
           <w:rFonts w:ascii="Times New Roman" w:hAnsi="Times New Roman" w:eastAsia="微软雅黑"/>
           <w:b/>
           <w:i w:val="0"/>
-          <w:color w:val="1F3964"/>
+          <w:color w:val="4E7EBA"/>
           <w:sz w:val="27"/>
         </w:rPr>
         <w:t>4. 架构治理类（代码库变淤泥球）</w:t>
@@ -1009,7 +1009,7 @@
           <w:rFonts w:ascii="Times New Roman" w:hAnsi="Times New Roman" w:eastAsia="微软雅黑"/>
           <w:b/>
           <w:i w:val="0"/>
-          <w:color w:val="1F3964"/>
+          <w:color w:val="4E7EBA"/>
           <w:sz w:val="27"/>
         </w:rPr>
         <w:t>5. 效率工具类</w:t>
@@ -1248,7 +1248,7 @@
           <w:rFonts w:ascii="Times New Roman" w:hAnsi="Times New Roman" w:eastAsia="微软雅黑"/>
           <w:b/>
           <w:i w:val="0"/>
-          <w:color w:val="1F3964"/>
+          <w:color w:val="4E7EBA"/>
           <w:sz w:val="32"/>
         </w:rPr>
         <w:t>对本编程 Agent 的设计启示</w:t>
@@ -1829,7 +1829,7 @@
       <w:rFonts w:asciiTheme="majorHAnsi" w:eastAsiaTheme="majorEastAsia" w:hAnsiTheme="majorHAnsi" w:cstheme="majorBidi" w:eastAsia="微软雅黑"/>
       <w:b/>
       <w:bCs/>
-      <w:color w:val="365F91" w:themeColor="accent1" w:themeShade="BF"/>
+      <w:color w:val="4E7EBA"/>
       <w:sz w:val="28"/>
       <w:szCs w:val="28"/>
     </w:rPr>
@@ -1853,7 +1853,7 @@
       <w:rFonts w:asciiTheme="majorHAnsi" w:eastAsiaTheme="majorEastAsia" w:hAnsiTheme="majorHAnsi" w:cstheme="majorBidi" w:eastAsia="微软雅黑"/>
       <w:b/>
       <w:bCs/>
-      <w:color w:val="4F81BD" w:themeColor="accent1"/>
+      <w:color w:val="4E7EBA"/>
       <w:sz w:val="26"/>
       <w:szCs w:val="26"/>
     </w:rPr>
@@ -1877,7 +1877,7 @@
       <w:rFonts w:asciiTheme="majorHAnsi" w:eastAsiaTheme="majorEastAsia" w:hAnsiTheme="majorHAnsi" w:cstheme="majorBidi" w:eastAsia="微软雅黑"/>
       <w:b/>
       <w:bCs/>
-      <w:color w:val="4F81BD" w:themeColor="accent1"/>
+      <w:color w:val="4E7EBA"/>
     </w:rPr>
   </w:style>
   <w:style w:type="paragraph" w:styleId="Heading4">
@@ -1902,7 +1902,7 @@
       <w:bCs/>
       <w:i/>
       <w:iCs/>
-      <w:color w:val="4F81BD" w:themeColor="accent1"/>
+      <w:color w:val="4E7EBA"/>
     </w:rPr>
   </w:style>
   <w:style w:type="paragraph" w:styleId="Heading5">
